--- a/src/OpenXmlHtml.Tests/WordConvertFileTests.ConvertHtmlFile.DotNet.verified.docx
+++ b/src/OpenXmlHtml.Tests/WordConvertFileTests.ConvertHtmlFile.DotNet.verified.docx
@@ -3,6 +3,9 @@
 <w:document xmlns:w="http://schemas.openxmlformats.org/wordprocessingml/2006/main">
   <w:body>
     <w:p>
+      <w:pPr>
+        <w:pStyle w:val="Heading1"/>
+      </w:pPr>
       <w:r>
         <w:rPr>
           <w:b/>

--- a/src/OpenXmlHtml.Tests/WordConvertFileTests.ConvertHtmlFile.DotNet.verified.docx
+++ b/src/OpenXmlHtml.Tests/WordConvertFileTests.ConvertHtmlFile.DotNet.verified.docx
@@ -37,21 +37,148 @@
       </w:r>
     </w:p>
     <w:p>
-      <w:r>
-        <w:t xml:space="preserve">● </w:t>
-      </w:r>
+      <w:pPr>
+        <w:pStyle w:val="ListParagraph"/>
+        <w:numPr>
+          <w:ilvl w:val="0"/>
+          <w:numId w:val="2"/>
+        </w:numPr>
+      </w:pPr>
       <w:r>
         <w:t xml:space="preserve">Item one</w:t>
       </w:r>
     </w:p>
     <w:p>
-      <w:r>
-        <w:t xml:space="preserve">● </w:t>
-      </w:r>
+      <w:pPr>
+        <w:pStyle w:val="ListParagraph"/>
+        <w:numPr>
+          <w:ilvl w:val="0"/>
+          <w:numId w:val="2"/>
+        </w:numPr>
+      </w:pPr>
       <w:r>
         <w:t xml:space="preserve">Item two</w:t>
       </w:r>
     </w:p>
   </w:body>
 </w:document>
+</file>
+
+<file path=word/numbering.xml><?xml version="1.0" encoding="utf-8"?>
+<numbering xmlns="http://schemas.openxmlformats.org/wordprocessingml/2006/main">
+  <abstractNum xmlns:p2="http://schemas.openxmlformats.org/wordprocessingml/2006/main" p2:abstractNumId="0">
+    <p2:multiLevelType p2:val="hybridMultilevel"/>
+    <p2:lvl p2:ilvl="0">
+      <p2:start p2:val="1"/>
+      <p2:numFmt p2:val="bullet"/>
+      <p2:lvlText p2:val="●"/>
+      <p2:lvlJc p2:val="left"/>
+      <p2:pPr>
+        <p2:ind p2:left="720" p2:hanging="360"/>
+      </p2:pPr>
+      <p2:rPr>
+        <p2:rFonts p2:ascii="Symbol" p2:hAnsi="Symbol"/>
+      </p2:rPr>
+    </p2:lvl>
+    <p2:lvl p2:ilvl="1">
+      <p2:start p2:val="1"/>
+      <p2:numFmt p2:val="bullet"/>
+      <p2:lvlText p2:val="○"/>
+      <p2:lvlJc p2:val="left"/>
+      <p2:pPr>
+        <p2:ind p2:left="1440" p2:hanging="360"/>
+      </p2:pPr>
+      <p2:rPr>
+        <p2:rFonts p2:ascii="Symbol" p2:hAnsi="Symbol"/>
+      </p2:rPr>
+    </p2:lvl>
+    <p2:lvl p2:ilvl="2">
+      <p2:start p2:val="1"/>
+      <p2:numFmt p2:val="bullet"/>
+      <p2:lvlText p2:val="■"/>
+      <p2:lvlJc p2:val="left"/>
+      <p2:pPr>
+        <p2:ind p2:left="2160" p2:hanging="360"/>
+      </p2:pPr>
+      <p2:rPr>
+        <p2:rFonts p2:ascii="Symbol" p2:hAnsi="Symbol"/>
+      </p2:rPr>
+    </p2:lvl>
+    <p2:lvl p2:ilvl="3">
+      <p2:start p2:val="1"/>
+      <p2:numFmt p2:val="bullet"/>
+      <p2:lvlText p2:val="●"/>
+      <p2:lvlJc p2:val="left"/>
+      <p2:pPr>
+        <p2:ind p2:left="2880" p2:hanging="360"/>
+      </p2:pPr>
+      <p2:rPr>
+        <p2:rFonts p2:ascii="Symbol" p2:hAnsi="Symbol"/>
+      </p2:rPr>
+    </p2:lvl>
+    <p2:lvl p2:ilvl="4">
+      <p2:start p2:val="1"/>
+      <p2:numFmt p2:val="bullet"/>
+      <p2:lvlText p2:val="○"/>
+      <p2:lvlJc p2:val="left"/>
+      <p2:pPr>
+        <p2:ind p2:left="3600" p2:hanging="360"/>
+      </p2:pPr>
+      <p2:rPr>
+        <p2:rFonts p2:ascii="Symbol" p2:hAnsi="Symbol"/>
+      </p2:rPr>
+    </p2:lvl>
+    <p2:lvl p2:ilvl="5">
+      <p2:start p2:val="1"/>
+      <p2:numFmt p2:val="bullet"/>
+      <p2:lvlText p2:val="■"/>
+      <p2:lvlJc p2:val="left"/>
+      <p2:pPr>
+        <p2:ind p2:left="4320" p2:hanging="360"/>
+      </p2:pPr>
+      <p2:rPr>
+        <p2:rFonts p2:ascii="Symbol" p2:hAnsi="Symbol"/>
+      </p2:rPr>
+    </p2:lvl>
+    <p2:lvl p2:ilvl="6">
+      <p2:start p2:val="1"/>
+      <p2:numFmt p2:val="bullet"/>
+      <p2:lvlText p2:val="●"/>
+      <p2:lvlJc p2:val="left"/>
+      <p2:pPr>
+        <p2:ind p2:left="5040" p2:hanging="360"/>
+      </p2:pPr>
+      <p2:rPr>
+        <p2:rFonts p2:ascii="Symbol" p2:hAnsi="Symbol"/>
+      </p2:rPr>
+    </p2:lvl>
+    <p2:lvl p2:ilvl="7">
+      <p2:start p2:val="1"/>
+      <p2:numFmt p2:val="bullet"/>
+      <p2:lvlText p2:val="○"/>
+      <p2:lvlJc p2:val="left"/>
+      <p2:pPr>
+        <p2:ind p2:left="5760" p2:hanging="360"/>
+      </p2:pPr>
+      <p2:rPr>
+        <p2:rFonts p2:ascii="Symbol" p2:hAnsi="Symbol"/>
+      </p2:rPr>
+    </p2:lvl>
+    <p2:lvl p2:ilvl="8">
+      <p2:start p2:val="1"/>
+      <p2:numFmt p2:val="bullet"/>
+      <p2:lvlText p2:val="■"/>
+      <p2:lvlJc p2:val="left"/>
+      <p2:pPr>
+        <p2:ind p2:left="6480" p2:hanging="360"/>
+      </p2:pPr>
+      <p2:rPr>
+        <p2:rFonts p2:ascii="Symbol" p2:hAnsi="Symbol"/>
+      </p2:rPr>
+    </p2:lvl>
+  </abstractNum>
+  <num xmlns:p2="http://schemas.openxmlformats.org/wordprocessingml/2006/main" p2:numId="2">
+    <p2:abstractNumId p2:val="0"/>
+  </num>
+</numbering>
 </file>
--- a/src/OpenXmlHtml.Tests/WordConvertFileTests.ConvertHtmlFile.DotNet.verified.docx
+++ b/src/OpenXmlHtml.Tests/WordConvertFileTests.ConvertHtmlFile.DotNet.verified.docx
@@ -60,6 +60,10 @@
         <w:t xml:space="preserve">Item two</w:t>
       </w:r>
     </w:p>
+    <w:sectPr>
+      <w:pgSz w:w="11906" w:h="16838"/>
+      <w:pgMar w:top="1440" w:right="1440" w:bottom="1440" w:left="1440" w:header="720" w:footer="720" w:gutter="0"/>
+    </w:sectPr>
   </w:body>
 </w:document>
 </file>

--- a/src/OpenXmlHtml.Tests/WordConvertFileTests.ConvertHtmlFile.DotNet.verified.docx
+++ b/src/OpenXmlHtml.Tests/WordConvertFileTests.ConvertHtmlFile.DotNet.verified.docx
@@ -43,6 +43,7 @@
           <w:ilvl w:val="0"/>
           <w:numId w:val="2"/>
         </w:numPr>
+        <w:contextualSpacing/>
       </w:pPr>
       <w:r>
         <w:t xml:space="preserve">Item one</w:t>
@@ -55,6 +56,7 @@
           <w:ilvl w:val="0"/>
           <w:numId w:val="2"/>
         </w:numPr>
+        <w:contextualSpacing/>
       </w:pPr>
       <w:r>
         <w:t xml:space="preserve">Item two</w:t>
@@ -75,7 +77,7 @@
     <p2:lvl p2:ilvl="0">
       <p2:start p2:val="1"/>
       <p2:numFmt p2:val="bullet"/>
-      <p2:lvlText p2:val="●"/>
+      <p2:lvlText p2:val=""/>
       <p2:lvlJc p2:val="left"/>
       <p2:pPr>
         <p2:ind p2:left="720" p2:hanging="360"/>
@@ -87,31 +89,31 @@
     <p2:lvl p2:ilvl="1">
       <p2:start p2:val="1"/>
       <p2:numFmt p2:val="bullet"/>
-      <p2:lvlText p2:val="○"/>
+      <p2:lvlText p2:val="o"/>
       <p2:lvlJc p2:val="left"/>
       <p2:pPr>
         <p2:ind p2:left="1440" p2:hanging="360"/>
       </p2:pPr>
       <p2:rPr>
-        <p2:rFonts p2:ascii="Symbol" p2:hAnsi="Symbol"/>
+        <p2:rFonts p2:ascii="Courier New" p2:hAnsi="Courier New"/>
       </p2:rPr>
     </p2:lvl>
     <p2:lvl p2:ilvl="2">
       <p2:start p2:val="1"/>
       <p2:numFmt p2:val="bullet"/>
-      <p2:lvlText p2:val="■"/>
+      <p2:lvlText p2:val=""/>
       <p2:lvlJc p2:val="left"/>
       <p2:pPr>
         <p2:ind p2:left="2160" p2:hanging="360"/>
       </p2:pPr>
       <p2:rPr>
-        <p2:rFonts p2:ascii="Symbol" p2:hAnsi="Symbol"/>
+        <p2:rFonts p2:ascii="Wingdings" p2:hAnsi="Wingdings"/>
       </p2:rPr>
     </p2:lvl>
     <p2:lvl p2:ilvl="3">
       <p2:start p2:val="1"/>
       <p2:numFmt p2:val="bullet"/>
-      <p2:lvlText p2:val="●"/>
+      <p2:lvlText p2:val=""/>
       <p2:lvlJc p2:val="left"/>
       <p2:pPr>
         <p2:ind p2:left="2880" p2:hanging="360"/>
@@ -123,31 +125,31 @@
     <p2:lvl p2:ilvl="4">
       <p2:start p2:val="1"/>
       <p2:numFmt p2:val="bullet"/>
-      <p2:lvlText p2:val="○"/>
+      <p2:lvlText p2:val="o"/>
       <p2:lvlJc p2:val="left"/>
       <p2:pPr>
         <p2:ind p2:left="3600" p2:hanging="360"/>
       </p2:pPr>
       <p2:rPr>
-        <p2:rFonts p2:ascii="Symbol" p2:hAnsi="Symbol"/>
+        <p2:rFonts p2:ascii="Courier New" p2:hAnsi="Courier New"/>
       </p2:rPr>
     </p2:lvl>
     <p2:lvl p2:ilvl="5">
       <p2:start p2:val="1"/>
       <p2:numFmt p2:val="bullet"/>
-      <p2:lvlText p2:val="■"/>
+      <p2:lvlText p2:val=""/>
       <p2:lvlJc p2:val="left"/>
       <p2:pPr>
         <p2:ind p2:left="4320" p2:hanging="360"/>
       </p2:pPr>
       <p2:rPr>
-        <p2:rFonts p2:ascii="Symbol" p2:hAnsi="Symbol"/>
+        <p2:rFonts p2:ascii="Wingdings" p2:hAnsi="Wingdings"/>
       </p2:rPr>
     </p2:lvl>
     <p2:lvl p2:ilvl="6">
       <p2:start p2:val="1"/>
       <p2:numFmt p2:val="bullet"/>
-      <p2:lvlText p2:val="●"/>
+      <p2:lvlText p2:val=""/>
       <p2:lvlJc p2:val="left"/>
       <p2:pPr>
         <p2:ind p2:left="5040" p2:hanging="360"/>
@@ -159,25 +161,25 @@
     <p2:lvl p2:ilvl="7">
       <p2:start p2:val="1"/>
       <p2:numFmt p2:val="bullet"/>
-      <p2:lvlText p2:val="○"/>
+      <p2:lvlText p2:val="o"/>
       <p2:lvlJc p2:val="left"/>
       <p2:pPr>
         <p2:ind p2:left="5760" p2:hanging="360"/>
       </p2:pPr>
       <p2:rPr>
-        <p2:rFonts p2:ascii="Symbol" p2:hAnsi="Symbol"/>
+        <p2:rFonts p2:ascii="Courier New" p2:hAnsi="Courier New"/>
       </p2:rPr>
     </p2:lvl>
     <p2:lvl p2:ilvl="8">
       <p2:start p2:val="1"/>
       <p2:numFmt p2:val="bullet"/>
-      <p2:lvlText p2:val="■"/>
+      <p2:lvlText p2:val=""/>
       <p2:lvlJc p2:val="left"/>
       <p2:pPr>
         <p2:ind p2:left="6480" p2:hanging="360"/>
       </p2:pPr>
       <p2:rPr>
-        <p2:rFonts p2:ascii="Symbol" p2:hAnsi="Symbol"/>
+        <p2:rFonts p2:ascii="Wingdings" p2:hAnsi="Wingdings"/>
       </p2:rPr>
     </p2:lvl>
   </abstractNum>

--- a/src/OpenXmlHtml.Tests/WordConvertFileTests.ConvertHtmlFile.DotNet.verified.docx
+++ b/src/OpenXmlHtml.Tests/WordConvertFileTests.ConvertHtmlFile.DotNet.verified.docx
@@ -80,7 +80,7 @@
       <p2:lvlText p2:val=""/>
       <p2:lvlJc p2:val="left"/>
       <p2:pPr>
-        <p2:ind p2:left="720" p2:hanging="360"/>
+        <p2:ind p2:left="240" p2:hanging="180"/>
       </p2:pPr>
       <p2:rPr>
         <p2:rFonts p2:ascii="Symbol" p2:hAnsi="Symbol"/>
@@ -92,7 +92,7 @@
       <p2:lvlText p2:val="o"/>
       <p2:lvlJc p2:val="left"/>
       <p2:pPr>
-        <p2:ind p2:left="1440" p2:hanging="360"/>
+        <p2:ind p2:left="480" p2:hanging="180"/>
       </p2:pPr>
       <p2:rPr>
         <p2:rFonts p2:ascii="Courier New" p2:hAnsi="Courier New"/>
@@ -104,7 +104,7 @@
       <p2:lvlText p2:val=""/>
       <p2:lvlJc p2:val="left"/>
       <p2:pPr>
-        <p2:ind p2:left="2160" p2:hanging="360"/>
+        <p2:ind p2:left="720" p2:hanging="180"/>
       </p2:pPr>
       <p2:rPr>
         <p2:rFonts p2:ascii="Wingdings" p2:hAnsi="Wingdings"/>
@@ -116,7 +116,7 @@
       <p2:lvlText p2:val=""/>
       <p2:lvlJc p2:val="left"/>
       <p2:pPr>
-        <p2:ind p2:left="2880" p2:hanging="360"/>
+        <p2:ind p2:left="960" p2:hanging="180"/>
       </p2:pPr>
       <p2:rPr>
         <p2:rFonts p2:ascii="Symbol" p2:hAnsi="Symbol"/>
@@ -128,7 +128,7 @@
       <p2:lvlText p2:val="o"/>
       <p2:lvlJc p2:val="left"/>
       <p2:pPr>
-        <p2:ind p2:left="3600" p2:hanging="360"/>
+        <p2:ind p2:left="1200" p2:hanging="180"/>
       </p2:pPr>
       <p2:rPr>
         <p2:rFonts p2:ascii="Courier New" p2:hAnsi="Courier New"/>
@@ -140,7 +140,7 @@
       <p2:lvlText p2:val=""/>
       <p2:lvlJc p2:val="left"/>
       <p2:pPr>
-        <p2:ind p2:left="4320" p2:hanging="360"/>
+        <p2:ind p2:left="1440" p2:hanging="180"/>
       </p2:pPr>
       <p2:rPr>
         <p2:rFonts p2:ascii="Wingdings" p2:hAnsi="Wingdings"/>
@@ -152,7 +152,7 @@
       <p2:lvlText p2:val=""/>
       <p2:lvlJc p2:val="left"/>
       <p2:pPr>
-        <p2:ind p2:left="5040" p2:hanging="360"/>
+        <p2:ind p2:left="1680" p2:hanging="180"/>
       </p2:pPr>
       <p2:rPr>
         <p2:rFonts p2:ascii="Symbol" p2:hAnsi="Symbol"/>
@@ -164,7 +164,7 @@
       <p2:lvlText p2:val="o"/>
       <p2:lvlJc p2:val="left"/>
       <p2:pPr>
-        <p2:ind p2:left="5760" p2:hanging="360"/>
+        <p2:ind p2:left="1920" p2:hanging="180"/>
       </p2:pPr>
       <p2:rPr>
         <p2:rFonts p2:ascii="Courier New" p2:hAnsi="Courier New"/>
@@ -176,7 +176,7 @@
       <p2:lvlText p2:val=""/>
       <p2:lvlJc p2:val="left"/>
       <p2:pPr>
-        <p2:ind p2:left="6480" p2:hanging="360"/>
+        <p2:ind p2:left="2160" p2:hanging="180"/>
       </p2:pPr>
       <p2:rPr>
         <p2:rFonts p2:ascii="Wingdings" p2:hAnsi="Wingdings"/>

--- a/src/OpenXmlHtml.Tests/WordConvertFileTests.ConvertHtmlFile.DotNet.verified.docx
+++ b/src/OpenXmlHtml.Tests/WordConvertFileTests.ConvertHtmlFile.DotNet.verified.docx
@@ -80,7 +80,7 @@
       <p2:lvlText p2:val=""/>
       <p2:lvlJc p2:val="left"/>
       <p2:pPr>
-        <p2:ind p2:left="240" p2:hanging="180"/>
+        <p2:ind p2:left="480" p2:hanging="240"/>
       </p2:pPr>
       <p2:rPr>
         <p2:rFonts p2:ascii="Symbol" p2:hAnsi="Symbol"/>
@@ -92,7 +92,7 @@
       <p2:lvlText p2:val="o"/>
       <p2:lvlJc p2:val="left"/>
       <p2:pPr>
-        <p2:ind p2:left="480" p2:hanging="180"/>
+        <p2:ind p2:left="960" p2:hanging="240"/>
       </p2:pPr>
       <p2:rPr>
         <p2:rFonts p2:ascii="Courier New" p2:hAnsi="Courier New"/>
@@ -104,7 +104,7 @@
       <p2:lvlText p2:val=""/>
       <p2:lvlJc p2:val="left"/>
       <p2:pPr>
-        <p2:ind p2:left="720" p2:hanging="180"/>
+        <p2:ind p2:left="1440" p2:hanging="240"/>
       </p2:pPr>
       <p2:rPr>
         <p2:rFonts p2:ascii="Wingdings" p2:hAnsi="Wingdings"/>
@@ -116,7 +116,7 @@
       <p2:lvlText p2:val=""/>
       <p2:lvlJc p2:val="left"/>
       <p2:pPr>
-        <p2:ind p2:left="960" p2:hanging="180"/>
+        <p2:ind p2:left="1920" p2:hanging="240"/>
       </p2:pPr>
       <p2:rPr>
         <p2:rFonts p2:ascii="Symbol" p2:hAnsi="Symbol"/>
@@ -128,7 +128,7 @@
       <p2:lvlText p2:val="o"/>
       <p2:lvlJc p2:val="left"/>
       <p2:pPr>
-        <p2:ind p2:left="1200" p2:hanging="180"/>
+        <p2:ind p2:left="2400" p2:hanging="240"/>
       </p2:pPr>
       <p2:rPr>
         <p2:rFonts p2:ascii="Courier New" p2:hAnsi="Courier New"/>
@@ -140,7 +140,7 @@
       <p2:lvlText p2:val=""/>
       <p2:lvlJc p2:val="left"/>
       <p2:pPr>
-        <p2:ind p2:left="1440" p2:hanging="180"/>
+        <p2:ind p2:left="2880" p2:hanging="240"/>
       </p2:pPr>
       <p2:rPr>
         <p2:rFonts p2:ascii="Wingdings" p2:hAnsi="Wingdings"/>
@@ -152,7 +152,7 @@
       <p2:lvlText p2:val=""/>
       <p2:lvlJc p2:val="left"/>
       <p2:pPr>
-        <p2:ind p2:left="1680" p2:hanging="180"/>
+        <p2:ind p2:left="3360" p2:hanging="240"/>
       </p2:pPr>
       <p2:rPr>
         <p2:rFonts p2:ascii="Symbol" p2:hAnsi="Symbol"/>
@@ -164,7 +164,7 @@
       <p2:lvlText p2:val="o"/>
       <p2:lvlJc p2:val="left"/>
       <p2:pPr>
-        <p2:ind p2:left="1920" p2:hanging="180"/>
+        <p2:ind p2:left="3840" p2:hanging="240"/>
       </p2:pPr>
       <p2:rPr>
         <p2:rFonts p2:ascii="Courier New" p2:hAnsi="Courier New"/>
@@ -176,7 +176,7 @@
       <p2:lvlText p2:val=""/>
       <p2:lvlJc p2:val="left"/>
       <p2:pPr>
-        <p2:ind p2:left="2160" p2:hanging="180"/>
+        <p2:ind p2:left="4320" p2:hanging="240"/>
       </p2:pPr>
       <p2:rPr>
         <p2:rFonts p2:ascii="Wingdings" p2:hAnsi="Wingdings"/>
